--- a/KnowledgeSource/MarketCase_Knowledge.docx
+++ b/KnowledgeSource/MarketCase_Knowledge.docx
@@ -290,7 +290,7 @@
               <w:rPr>
                 <w:sz w:val="18"/>
               </w:rPr>
-              <w:t>그린소재 시장정보 자동 수집·요약</w:t>
+              <w:t>시장정보 자동 수집·요약</w:t>
             </w:r>
           </w:p>
         </w:tc>
@@ -767,7 +767,7 @@
           <w:color w:val="5C5C5C"/>
           <w:sz w:val="16"/>
         </w:rPr>
-        <w:t>※ 본 문서는 SK케미칼 A4A 핸즈온 실습용 mock 데이터입니다. 실제 사내 규정·시스템 정보가 아니며 교육 목적으로만 사용합니다.</w:t>
+        <w:t>※ 본 문서는 A4A 핸즈온 실습용 mock 데이터입니다. 실제 조직의 규정·시스템 정보가 아니며 교육 목적으로만 사용합니다.</w:t>
       </w:r>
     </w:p>
     <w:sectPr>
